--- a/(Task-1) Project Jeev.docx
+++ b/(Task-1) Project Jeev.docx
@@ -616,65 +616,568 @@
         <w:rPr>
           <w:sz w:val="44"/>
           <w:szCs w:val="44"/>
-        </w:rPr>
-      </w:pPr>
-      <w:r>
-        <w:rPr>
-          <w:sz w:val="44"/>
-          <w:szCs w:val="44"/>
-        </w:rPr>
-        <w:t xml:space="preserve">Feeding animals can </w:t>
-      </w:r>
-    </w:p>
-    <w:p>
-      <w:pPr>
-        <w:rPr>
-          <w:sz w:val="44"/>
-          <w:szCs w:val="44"/>
-        </w:rPr>
-      </w:pPr>
-    </w:p>
-    <w:p>
-      <w:pPr>
-        <w:rPr>
-          <w:color w:val="EE0000"/>
-          <w:sz w:val="44"/>
-          <w:szCs w:val="44"/>
-        </w:rPr>
-      </w:pPr>
-      <w:r>
-        <w:rPr>
-          <w:color w:val="EE0000"/>
-          <w:sz w:val="44"/>
-          <w:szCs w:val="44"/>
-        </w:rPr>
-        <w:t>This have made animals to turn their hunger into arrogation to get food</w:t>
-      </w:r>
-      <w:r>
-        <w:rPr>
-          <w:color w:val="EE0000"/>
-          <w:sz w:val="44"/>
-          <w:szCs w:val="44"/>
-        </w:rPr>
-        <w:t xml:space="preserve">. Therefore, </w:t>
-      </w:r>
-      <w:r>
-        <w:rPr>
-          <w:color w:val="EE0000"/>
-          <w:sz w:val="44"/>
-          <w:szCs w:val="44"/>
-        </w:rPr>
-        <w:t>if we human beings understand their problem &amp; &amp; contribute to environment by feeding them could reduce their arrogance level.</w:t>
-      </w:r>
-    </w:p>
-    <w:p>
-      <w:pPr>
-        <w:rPr>
-          <w:color w:val="EE0000"/>
-          <w:sz w:val="44"/>
-          <w:szCs w:val="44"/>
-        </w:rPr>
-      </w:pPr>
+          <w:u w:val="single"/>
+        </w:rPr>
+      </w:pPr>
+      <w:r>
+        <w:rPr>
+          <w:sz w:val="44"/>
+          <w:szCs w:val="44"/>
+          <w:u w:val="single"/>
+        </w:rPr>
+        <w:drawing>
+          <wp:inline distT="0" distB="0" distL="0" distR="0" wp14:anchorId="5591DC51" wp14:editId="57BDF0D5">
+            <wp:extent cx="4382112" cy="3515216"/>
+            <wp:effectExtent l="0" t="0" r="0" b="9525"/>
+            <wp:docPr id="165716135" name="Picture 1"/>
+            <wp:cNvGraphicFramePr>
+              <a:graphicFrameLocks xmlns:a="http://schemas.openxmlformats.org/drawingml/2006/main" noChangeAspect="1"/>
+            </wp:cNvGraphicFramePr>
+            <a:graphic xmlns:a="http://schemas.openxmlformats.org/drawingml/2006/main">
+              <a:graphicData uri="http://schemas.openxmlformats.org/drawingml/2006/picture">
+                <pic:pic xmlns:pic="http://schemas.openxmlformats.org/drawingml/2006/picture">
+                  <pic:nvPicPr>
+                    <pic:cNvPr id="165716135" name=""/>
+                    <pic:cNvPicPr/>
+                  </pic:nvPicPr>
+                  <pic:blipFill>
+                    <a:blip r:embed="rId4"/>
+                    <a:stretch>
+                      <a:fillRect/>
+                    </a:stretch>
+                  </pic:blipFill>
+                  <pic:spPr>
+                    <a:xfrm>
+                      <a:off x="0" y="0"/>
+                      <a:ext cx="4382112" cy="3515216"/>
+                    </a:xfrm>
+                    <a:prstGeom prst="rect">
+                      <a:avLst/>
+                    </a:prstGeom>
+                  </pic:spPr>
+                </pic:pic>
+              </a:graphicData>
+            </a:graphic>
+          </wp:inline>
+        </w:drawing>
+      </w:r>
+    </w:p>
+    <w:p>
+      <w:pPr>
+        <w:rPr>
+          <w:sz w:val="44"/>
+          <w:szCs w:val="44"/>
+        </w:rPr>
+      </w:pPr>
+    </w:p>
+    <w:p>
+      <w:pPr>
+        <w:rPr>
+          <w:sz w:val="44"/>
+          <w:szCs w:val="44"/>
+        </w:rPr>
+      </w:pPr>
+      <w:r>
+        <w:rPr>
+          <w:sz w:val="44"/>
+          <w:szCs w:val="44"/>
+        </w:rPr>
+        <w:lastRenderedPageBreak/>
+        <w:t>Feeding animals can make u</w:t>
+      </w:r>
+      <w:r>
+        <w:rPr>
+          <w:sz w:val="44"/>
+          <w:szCs w:val="44"/>
+        </w:rPr>
+        <w:t>s</w:t>
+      </w:r>
+      <w:r>
+        <w:rPr>
+          <w:sz w:val="44"/>
+          <w:szCs w:val="44"/>
+        </w:rPr>
+        <w:t xml:space="preserve"> </w:t>
+      </w:r>
+      <w:r>
+        <w:rPr>
+          <w:sz w:val="44"/>
+          <w:szCs w:val="44"/>
+        </w:rPr>
+        <w:t>‘</w:t>
+      </w:r>
+      <w:r>
+        <w:rPr>
+          <w:sz w:val="44"/>
+          <w:szCs w:val="44"/>
+        </w:rPr>
+        <w:t>empathetic</w:t>
+      </w:r>
+      <w:r>
+        <w:rPr>
+          <w:sz w:val="44"/>
+          <w:szCs w:val="44"/>
+        </w:rPr>
+        <w:t>’</w:t>
+      </w:r>
+      <w:r>
+        <w:rPr>
+          <w:sz w:val="44"/>
+          <w:szCs w:val="44"/>
+        </w:rPr>
+        <w:t xml:space="preserve"> by understanding the needs &amp; struggle of living beings who cannot speak for themselves</w:t>
+      </w:r>
+      <w:r>
+        <w:rPr>
+          <w:sz w:val="44"/>
+          <w:szCs w:val="44"/>
+        </w:rPr>
+        <w:t>.</w:t>
+      </w:r>
+    </w:p>
+    <w:p>
+      <w:pPr>
+        <w:rPr>
+          <w:sz w:val="44"/>
+          <w:szCs w:val="44"/>
+        </w:rPr>
+      </w:pPr>
+      <w:r>
+        <w:rPr>
+          <w:sz w:val="44"/>
+          <w:szCs w:val="44"/>
+        </w:rPr>
+        <w:t xml:space="preserve">Feeding animals not </w:t>
+      </w:r>
+      <w:r>
+        <w:rPr>
+          <w:sz w:val="44"/>
+          <w:szCs w:val="44"/>
+        </w:rPr>
+        <w:t xml:space="preserve">only help them but also brings positive changes in individual’s character and mindset. </w:t>
+      </w:r>
+    </w:p>
+    <w:p>
+      <w:pPr>
+        <w:rPr>
+          <w:sz w:val="44"/>
+          <w:szCs w:val="44"/>
+        </w:rPr>
+      </w:pPr>
+    </w:p>
+    <w:p>
+      <w:pPr>
+        <w:rPr>
+          <w:sz w:val="44"/>
+          <w:szCs w:val="44"/>
+        </w:rPr>
+      </w:pPr>
+      <w:r>
+        <w:rPr>
+          <w:sz w:val="44"/>
+          <w:szCs w:val="44"/>
+        </w:rPr>
+        <w:t xml:space="preserve">This act can help in developing kindness </w:t>
+      </w:r>
+      <w:r>
+        <w:rPr>
+          <w:sz w:val="44"/>
+          <w:szCs w:val="44"/>
+        </w:rPr>
+        <w:t xml:space="preserve">in individuals </w:t>
+      </w:r>
+      <w:r>
+        <w:rPr>
+          <w:sz w:val="44"/>
+          <w:szCs w:val="44"/>
+        </w:rPr>
+        <w:t>by encouraging compassion, responsibility &amp; respect for all forms of life.</w:t>
+      </w:r>
+    </w:p>
+    <w:p>
+      <w:pPr>
+        <w:rPr>
+          <w:sz w:val="44"/>
+          <w:szCs w:val="44"/>
+        </w:rPr>
+      </w:pPr>
+    </w:p>
+    <w:p>
+      <w:pPr>
+        <w:rPr>
+          <w:sz w:val="44"/>
+          <w:szCs w:val="44"/>
+        </w:rPr>
+      </w:pPr>
+      <w:r>
+        <w:rPr>
+          <w:sz w:val="44"/>
+          <w:szCs w:val="44"/>
+        </w:rPr>
+        <w:t xml:space="preserve">When a hungry animal is fed, the happiness and trust shown by that animal can create a feeling of </w:t>
+      </w:r>
+      <w:r>
+        <w:rPr>
+          <w:sz w:val="44"/>
+          <w:szCs w:val="44"/>
+        </w:rPr>
+        <w:t>fulfilment</w:t>
+      </w:r>
+      <w:r>
+        <w:rPr>
+          <w:sz w:val="44"/>
+          <w:szCs w:val="44"/>
+        </w:rPr>
+        <w:t xml:space="preserve"> that words cannot easily describe.</w:t>
+      </w:r>
+    </w:p>
+    <w:p>
+      <w:pPr>
+        <w:rPr>
+          <w:sz w:val="44"/>
+          <w:szCs w:val="44"/>
+        </w:rPr>
+      </w:pPr>
+      <w:r>
+        <w:rPr>
+          <w:sz w:val="44"/>
+          <w:szCs w:val="44"/>
+        </w:rPr>
+        <w:t>Regularly f</w:t>
+      </w:r>
+      <w:r>
+        <w:rPr>
+          <w:sz w:val="44"/>
+          <w:szCs w:val="44"/>
+        </w:rPr>
+        <w:t>eeding</w:t>
+      </w:r>
+      <w:r>
+        <w:rPr>
+          <w:sz w:val="44"/>
+          <w:szCs w:val="44"/>
+        </w:rPr>
+        <w:t xml:space="preserve"> animals </w:t>
+      </w:r>
+      <w:r>
+        <w:rPr>
+          <w:sz w:val="44"/>
+          <w:szCs w:val="44"/>
+        </w:rPr>
+        <w:t xml:space="preserve">creates a bond </w:t>
+      </w:r>
+      <w:r>
+        <w:rPr>
+          <w:sz w:val="44"/>
+          <w:szCs w:val="44"/>
+        </w:rPr>
+        <w:t xml:space="preserve">often </w:t>
+      </w:r>
+      <w:r>
+        <w:rPr>
+          <w:sz w:val="44"/>
+          <w:szCs w:val="44"/>
+        </w:rPr>
+        <w:t>re</w:t>
+      </w:r>
+      <w:r>
+        <w:rPr>
+          <w:sz w:val="44"/>
+          <w:szCs w:val="44"/>
+        </w:rPr>
+        <w:t>duce</w:t>
+      </w:r>
+      <w:r>
+        <w:rPr>
+          <w:sz w:val="44"/>
+          <w:szCs w:val="44"/>
+        </w:rPr>
+        <w:t>s</w:t>
+      </w:r>
+      <w:r>
+        <w:rPr>
+          <w:sz w:val="44"/>
+          <w:szCs w:val="44"/>
+        </w:rPr>
+        <w:t xml:space="preserve"> stress and anxiety level by re</w:t>
+      </w:r>
+      <w:r>
+        <w:rPr>
+          <w:sz w:val="44"/>
+          <w:szCs w:val="44"/>
+        </w:rPr>
+        <w:t>leasing</w:t>
+      </w:r>
+      <w:r>
+        <w:rPr>
+          <w:sz w:val="44"/>
+          <w:szCs w:val="44"/>
+        </w:rPr>
+        <w:t xml:space="preserve"> “happy hormone” </w:t>
+      </w:r>
+      <w:r>
+        <w:rPr>
+          <w:sz w:val="44"/>
+          <w:szCs w:val="44"/>
+        </w:rPr>
+        <w:t>like oxytocin and dopamine t</w:t>
+      </w:r>
+      <w:r>
+        <w:rPr>
+          <w:sz w:val="44"/>
+          <w:szCs w:val="44"/>
+        </w:rPr>
+        <w:t xml:space="preserve">hereby </w:t>
+      </w:r>
+      <w:r>
+        <w:rPr>
+          <w:sz w:val="44"/>
+          <w:szCs w:val="44"/>
+        </w:rPr>
+        <w:t>improving emotional well-being</w:t>
+      </w:r>
+      <w:r>
+        <w:rPr>
+          <w:sz w:val="44"/>
+          <w:szCs w:val="44"/>
+        </w:rPr>
+        <w:t>.</w:t>
+      </w:r>
+      <w:r>
+        <w:rPr>
+          <w:sz w:val="44"/>
+          <w:szCs w:val="44"/>
+        </w:rPr>
+        <w:t xml:space="preserve"> Many people experience happiness, satisfaction </w:t>
+      </w:r>
+      <w:r>
+        <w:rPr>
+          <w:sz w:val="44"/>
+          <w:szCs w:val="44"/>
+        </w:rPr>
+        <w:t xml:space="preserve">&amp; a sense of purpose when helping animals. </w:t>
+      </w:r>
+    </w:p>
+    <w:p>
+      <w:pPr>
+        <w:rPr>
+          <w:sz w:val="44"/>
+          <w:szCs w:val="44"/>
+        </w:rPr>
+      </w:pPr>
+      <w:r>
+        <w:rPr>
+          <w:sz w:val="44"/>
+          <w:szCs w:val="44"/>
+        </w:rPr>
+        <w:lastRenderedPageBreak/>
+        <w:t xml:space="preserve">By feeding animals individual learns the importance of giving back to </w:t>
+      </w:r>
+      <w:r>
+        <w:rPr>
+          <w:sz w:val="44"/>
+          <w:szCs w:val="44"/>
+        </w:rPr>
+        <w:t>society.</w:t>
+      </w:r>
+    </w:p>
+    <w:p>
+      <w:pPr>
+        <w:rPr>
+          <w:sz w:val="44"/>
+          <w:szCs w:val="44"/>
+        </w:rPr>
+      </w:pPr>
+    </w:p>
+    <w:p>
+      <w:pPr>
+        <w:rPr>
+          <w:color w:val="F2F2F2" w:themeColor="background1" w:themeShade="F2"/>
+          <w:sz w:val="44"/>
+          <w:szCs w:val="44"/>
+        </w:rPr>
+      </w:pPr>
+      <w:r>
+        <w:rPr>
+          <w:sz w:val="44"/>
+          <w:szCs w:val="44"/>
+          <w:u w:val="single"/>
+        </w:rPr>
+        <w:t>Environm</w:t>
+      </w:r>
+      <w:r>
+        <w:rPr>
+          <w:sz w:val="44"/>
+          <w:szCs w:val="44"/>
+          <w:u w:val="single"/>
+        </w:rPr>
+        <w:t>e</w:t>
+      </w:r>
+      <w:r>
+        <w:rPr>
+          <w:sz w:val="44"/>
+          <w:szCs w:val="44"/>
+          <w:u w:val="single"/>
+        </w:rPr>
+        <w:t>ntal Sustainability:</w:t>
+      </w:r>
+      <w:r>
+        <w:rPr>
+          <w:color w:val="F2F2F2" w:themeColor="background1" w:themeShade="F2"/>
+          <w:sz w:val="44"/>
+          <w:szCs w:val="44"/>
+        </w:rPr>
+        <w:t xml:space="preserve"> f</w:t>
+      </w:r>
+    </w:p>
+    <w:p>
+      <w:pPr>
+        <w:rPr>
+          <w:sz w:val="44"/>
+          <w:szCs w:val="44"/>
+        </w:rPr>
+      </w:pPr>
+      <w:r>
+        <w:rPr>
+          <w:sz w:val="44"/>
+          <w:szCs w:val="44"/>
+        </w:rPr>
+        <w:t xml:space="preserve">Feeding animals plays an important role in </w:t>
+      </w:r>
+      <w:r>
+        <w:rPr>
+          <w:sz w:val="44"/>
+          <w:szCs w:val="44"/>
+        </w:rPr>
+        <w:t xml:space="preserve">supporting to the environmental sustainability and maintaining ecological balance. </w:t>
+      </w:r>
+      <w:r>
+        <w:rPr>
+          <w:sz w:val="44"/>
+          <w:szCs w:val="44"/>
+        </w:rPr>
+        <w:t>Animals too contribute to the natural food chain in some way, when animals are healthy &amp; well-nourished</w:t>
+      </w:r>
+      <w:r>
+        <w:rPr>
+          <w:sz w:val="44"/>
+          <w:szCs w:val="44"/>
+        </w:rPr>
+        <w:t>, they are better able to perform their role in maintain biodiversity</w:t>
+      </w:r>
+      <w:r>
+        <w:rPr>
+          <w:sz w:val="44"/>
+          <w:szCs w:val="44"/>
+        </w:rPr>
+        <w:t>.</w:t>
+      </w:r>
+    </w:p>
+    <w:p>
+      <w:pPr>
+        <w:rPr>
+          <w:sz w:val="44"/>
+          <w:szCs w:val="44"/>
+        </w:rPr>
+      </w:pPr>
+      <w:r>
+        <w:rPr>
+          <w:sz w:val="44"/>
+          <w:szCs w:val="44"/>
+        </w:rPr>
+        <w:t xml:space="preserve">Responsible animal feeding can also reduce scavenging &amp; waste related issues. </w:t>
+      </w:r>
+      <w:r>
+        <w:rPr>
+          <w:sz w:val="44"/>
+          <w:szCs w:val="44"/>
+        </w:rPr>
+        <w:t xml:space="preserve">Hungry animals often search through garbage in search for their food, which can lead to environmental pollution &amp; health concerns. </w:t>
+      </w:r>
+      <w:r>
+        <w:rPr>
+          <w:sz w:val="44"/>
+          <w:szCs w:val="44"/>
+        </w:rPr>
+        <w:t xml:space="preserve">By providing proper food &amp; water this problem could be </w:t>
+      </w:r>
+      <w:r>
+        <w:rPr>
+          <w:sz w:val="44"/>
+          <w:szCs w:val="44"/>
+        </w:rPr>
+        <w:t>reduced.</w:t>
+      </w:r>
+    </w:p>
+    <w:p>
+      <w:pPr>
+        <w:rPr>
+          <w:sz w:val="44"/>
+          <w:szCs w:val="44"/>
+        </w:rPr>
+      </w:pPr>
+      <w:r>
+        <w:rPr>
+          <w:sz w:val="44"/>
+          <w:szCs w:val="44"/>
+        </w:rPr>
+        <w:t>It encourages people to respect &amp; care for other living beings</w:t>
+      </w:r>
+      <w:r>
+        <w:rPr>
+          <w:sz w:val="44"/>
+          <w:szCs w:val="44"/>
+        </w:rPr>
+        <w:t>, creating a more compassionate &amp; sustainable environment for future generations.</w:t>
+      </w:r>
+    </w:p>
+    <w:p>
+      <w:pPr>
+        <w:rPr>
+          <w:sz w:val="44"/>
+          <w:szCs w:val="44"/>
+        </w:rPr>
+      </w:pPr>
+    </w:p>
+    <w:p>
+      <w:pPr>
+        <w:rPr>
+          <w:sz w:val="44"/>
+          <w:szCs w:val="44"/>
+          <w:u w:val="single"/>
+        </w:rPr>
+      </w:pPr>
+      <w:r>
+        <w:rPr>
+          <w:sz w:val="44"/>
+          <w:szCs w:val="44"/>
+          <w:u w:val="single"/>
+        </w:rPr>
+        <w:lastRenderedPageBreak/>
+        <w:t xml:space="preserve">Impact on society: </w:t>
+      </w:r>
+    </w:p>
+    <w:p>
+      <w:pPr>
+        <w:rPr>
+          <w:sz w:val="44"/>
+          <w:szCs w:val="44"/>
+        </w:rPr>
+      </w:pPr>
+      <w:r>
+        <w:rPr>
+          <w:sz w:val="44"/>
+          <w:szCs w:val="44"/>
+        </w:rPr>
+        <w:t xml:space="preserve">Feeding animals creates a more compassionate &amp; responsible </w:t>
+      </w:r>
+      <w:r>
+        <w:rPr>
+          <w:sz w:val="44"/>
+          <w:szCs w:val="44"/>
+        </w:rPr>
+        <w:t xml:space="preserve">society. </w:t>
+      </w:r>
     </w:p>
     <w:p>
       <w:pPr>
@@ -1357,7 +1860,6 @@
   <w:style w:type="character" w:default="1" w:styleId="DefaultParagraphFont">
     <w:name w:val="Default Paragraph Font"/>
     <w:uiPriority w:val="1"/>
-    <w:semiHidden/>
     <w:unhideWhenUsed/>
   </w:style>
   <w:style w:type="table" w:default="1" w:styleId="TableNormal">

--- a/(Task-1) Project Jeev.docx
+++ b/(Task-1) Project Jeev.docx
@@ -35,6 +35,17 @@
     </w:p>
     <w:p>
       <w:pPr>
+        <w:jc w:val="center"/>
+        <w:rPr>
+          <w:b/>
+          <w:bCs/>
+          <w:sz w:val="44"/>
+          <w:szCs w:val="44"/>
+        </w:rPr>
+      </w:pPr>
+    </w:p>
+    <w:p>
+      <w:pPr>
         <w:rPr>
           <w:sz w:val="44"/>
           <w:szCs w:val="44"/>
@@ -118,21 +129,21 @@
           <w:sz w:val="44"/>
           <w:szCs w:val="44"/>
         </w:rPr>
-        <w:t>the one who understands</w:t>
-      </w:r>
-      <w:r>
-        <w:rPr>
-          <w:sz w:val="44"/>
-          <w:szCs w:val="44"/>
-        </w:rPr>
-        <w:t xml:space="preserve">, </w:t>
-      </w:r>
-      <w:r>
-        <w:rPr>
-          <w:sz w:val="44"/>
-          <w:szCs w:val="44"/>
-        </w:rPr>
-        <w:t>they never leave them.</w:t>
+        <w:t>&amp; loya</w:t>
+      </w:r>
+      <w:r>
+        <w:rPr>
+          <w:sz w:val="44"/>
+          <w:szCs w:val="44"/>
+        </w:rPr>
+        <w:t xml:space="preserve">lty. </w:t>
+      </w:r>
+      <w:r>
+        <w:rPr>
+          <w:sz w:val="44"/>
+          <w:szCs w:val="44"/>
+        </w:rPr>
+        <w:t>Those who care for them often earn their trust and affection.</w:t>
       </w:r>
     </w:p>
     <w:p>
@@ -154,477 +165,360 @@
           <w:sz w:val="44"/>
           <w:szCs w:val="44"/>
         </w:rPr>
-        <w:t xml:space="preserve">might look </w:t>
+        <w:t>might look</w:t>
+      </w:r>
+      <w:r>
+        <w:rPr>
+          <w:sz w:val="44"/>
+          <w:szCs w:val="44"/>
+        </w:rPr>
+        <w:t>s like</w:t>
+      </w:r>
+      <w:r>
+        <w:rPr>
+          <w:sz w:val="44"/>
+          <w:szCs w:val="44"/>
+        </w:rPr>
+        <w:t xml:space="preserve"> a small act but it has a vast imp</w:t>
+      </w:r>
+      <w:r>
+        <w:rPr>
+          <w:sz w:val="44"/>
+          <w:szCs w:val="44"/>
+        </w:rPr>
+        <w:t>act both animals &amp; society.</w:t>
+      </w:r>
+    </w:p>
+    <w:p>
+      <w:pPr>
+        <w:rPr>
+          <w:sz w:val="44"/>
+          <w:szCs w:val="44"/>
+        </w:rPr>
+      </w:pPr>
+      <w:r>
+        <w:rPr>
+          <w:sz w:val="44"/>
+          <w:szCs w:val="44"/>
+        </w:rPr>
+        <w:t>T</w:t>
+      </w:r>
+      <w:r>
+        <w:rPr>
+          <w:sz w:val="44"/>
+          <w:szCs w:val="44"/>
+        </w:rPr>
+        <w:t>hink of</w:t>
+      </w:r>
+      <w:r>
+        <w:rPr>
+          <w:sz w:val="44"/>
+          <w:szCs w:val="44"/>
+        </w:rPr>
+        <w:t xml:space="preserve"> a dog walking in your street</w:t>
+      </w:r>
+      <w:r>
+        <w:rPr>
+          <w:sz w:val="44"/>
+          <w:szCs w:val="44"/>
+        </w:rPr>
+        <w:t xml:space="preserve"> &amp; you just give </w:t>
+      </w:r>
+      <w:r>
+        <w:rPr>
+          <w:sz w:val="44"/>
+          <w:szCs w:val="44"/>
+        </w:rPr>
+        <w:t>i</w:t>
+      </w:r>
+      <w:r>
+        <w:rPr>
+          <w:sz w:val="44"/>
+          <w:szCs w:val="44"/>
+        </w:rPr>
+        <w:t>t a biscuit</w:t>
+      </w:r>
+      <w:r>
+        <w:rPr>
+          <w:sz w:val="44"/>
+          <w:szCs w:val="44"/>
+        </w:rPr>
+        <w:t xml:space="preserve">, the dog from next day will never leave you, </w:t>
+      </w:r>
+      <w:r>
+        <w:rPr>
+          <w:sz w:val="44"/>
+          <w:szCs w:val="44"/>
+        </w:rPr>
+        <w:t>it</w:t>
+      </w:r>
+      <w:r>
+        <w:rPr>
+          <w:sz w:val="44"/>
+          <w:szCs w:val="44"/>
+        </w:rPr>
+        <w:t xml:space="preserve"> finds you as it’s safe place.</w:t>
+      </w:r>
+      <w:r>
+        <w:rPr>
+          <w:sz w:val="44"/>
+          <w:szCs w:val="44"/>
+        </w:rPr>
+        <w:t xml:space="preserve"> </w:t>
+      </w:r>
+    </w:p>
+    <w:p>
+      <w:pPr>
+        <w:rPr>
+          <w:sz w:val="44"/>
+          <w:szCs w:val="44"/>
+        </w:rPr>
+      </w:pPr>
+    </w:p>
+    <w:p>
+      <w:pPr>
+        <w:rPr>
+          <w:sz w:val="44"/>
+          <w:szCs w:val="44"/>
+          <w:u w:val="single"/>
+        </w:rPr>
+      </w:pPr>
+      <w:r>
+        <w:rPr>
+          <w:sz w:val="44"/>
+          <w:szCs w:val="44"/>
+          <w:u w:val="single"/>
+        </w:rPr>
+        <w:t>Why should we feed animals?</w:t>
+      </w:r>
+    </w:p>
+    <w:p>
+      <w:pPr>
+        <w:rPr>
+          <w:sz w:val="44"/>
+          <w:szCs w:val="44"/>
+        </w:rPr>
+      </w:pPr>
+      <w:r>
+        <w:rPr>
+          <w:sz w:val="44"/>
+          <w:szCs w:val="44"/>
+        </w:rPr>
+        <w:t>There are many animals who struggle to find food due to disturbance in their natural habitat</w:t>
+      </w:r>
+      <w:r>
+        <w:rPr>
+          <w:sz w:val="44"/>
+          <w:szCs w:val="44"/>
+        </w:rPr>
+        <w:t>s</w:t>
+      </w:r>
+      <w:r>
+        <w:rPr>
+          <w:sz w:val="44"/>
+          <w:szCs w:val="44"/>
+        </w:rPr>
+        <w:t xml:space="preserve">. </w:t>
+      </w:r>
+    </w:p>
+    <w:p>
+      <w:pPr>
+        <w:rPr>
+          <w:sz w:val="44"/>
+          <w:szCs w:val="44"/>
+        </w:rPr>
+      </w:pPr>
+      <w:r>
+        <w:rPr>
+          <w:sz w:val="44"/>
+          <w:szCs w:val="44"/>
+        </w:rPr>
+        <w:t xml:space="preserve">A simple act of feeding animals can support their survival and contribute towards ecological system </w:t>
+      </w:r>
+      <w:r>
+        <w:rPr>
+          <w:sz w:val="44"/>
+          <w:szCs w:val="44"/>
+        </w:rPr>
+        <w:lastRenderedPageBreak/>
+        <w:t xml:space="preserve">balance by helping maintain healthy global food chains. </w:t>
+      </w:r>
+    </w:p>
+    <w:p>
+      <w:pPr>
+        <w:rPr>
+          <w:sz w:val="44"/>
+          <w:szCs w:val="44"/>
+        </w:rPr>
+      </w:pPr>
+      <w:r>
+        <w:rPr>
+          <w:sz w:val="44"/>
+          <w:szCs w:val="44"/>
+        </w:rPr>
+        <w:t>Nowadays, rapid urbanization has not only affected the human beings but have also impacted the animals too by reducing access to natural food sources. As cities expand, animals lose their access to natural food sources. Hunger forces many animals to walk into human-populated areas in search for food &amp; water.</w:t>
+      </w:r>
+    </w:p>
+    <w:p>
+      <w:pPr>
+        <w:rPr>
+          <w:sz w:val="44"/>
+          <w:szCs w:val="44"/>
+        </w:rPr>
+      </w:pPr>
+      <w:r>
+        <w:rPr>
+          <w:sz w:val="44"/>
+          <w:szCs w:val="44"/>
+        </w:rPr>
+        <w:t xml:space="preserve">By feeding animals responsibly, we can help them to </w:t>
+      </w:r>
+      <w:proofErr w:type="spellStart"/>
+      <w:r>
+        <w:rPr>
+          <w:sz w:val="44"/>
+          <w:szCs w:val="44"/>
+        </w:rPr>
+        <w:t>cope</w:t>
+      </w:r>
+      <w:proofErr w:type="spellEnd"/>
+      <w:r>
+        <w:rPr>
+          <w:sz w:val="44"/>
+          <w:szCs w:val="44"/>
+        </w:rPr>
+        <w:t xml:space="preserve"> up with these challenges.</w:t>
+      </w:r>
+    </w:p>
+    <w:p>
+      <w:pPr>
+        <w:rPr>
+          <w:sz w:val="44"/>
+          <w:szCs w:val="44"/>
+        </w:rPr>
+      </w:pPr>
+      <w:r>
+        <w:rPr>
+          <w:noProof/>
+          <w:sz w:val="44"/>
+          <w:szCs w:val="44"/>
+        </w:rPr>
+        <w:drawing>
+          <wp:inline distT="0" distB="0" distL="0" distR="0" wp14:anchorId="19884B77" wp14:editId="01FD0F45">
+            <wp:extent cx="4450080" cy="2987040"/>
+            <wp:effectExtent l="0" t="0" r="7620" b="3810"/>
+            <wp:docPr id="1647719086" name="Picture 1"/>
+            <wp:cNvGraphicFramePr>
+              <a:graphicFrameLocks xmlns:a="http://schemas.openxmlformats.org/drawingml/2006/main" noChangeAspect="1"/>
+            </wp:cNvGraphicFramePr>
+            <a:graphic xmlns:a="http://schemas.openxmlformats.org/drawingml/2006/main">
+              <a:graphicData uri="http://schemas.openxmlformats.org/drawingml/2006/picture">
+                <pic:pic xmlns:pic="http://schemas.openxmlformats.org/drawingml/2006/picture">
+                  <pic:nvPicPr>
+                    <pic:cNvPr id="0" name="Picture 1"/>
+                    <pic:cNvPicPr>
+                      <a:picLocks noChangeAspect="1" noChangeArrowheads="1"/>
+                    </pic:cNvPicPr>
+                  </pic:nvPicPr>
+                  <pic:blipFill>
+                    <a:blip r:embed="rId4">
+                      <a:extLst>
+                        <a:ext uri="{28A0092B-C50C-407E-A947-70E740481C1C}">
+                          <a14:useLocalDpi xmlns:a14="http://schemas.microsoft.com/office/drawing/2010/main" val="0"/>
+                        </a:ext>
+                      </a:extLst>
+                    </a:blip>
+                    <a:srcRect/>
+                    <a:stretch>
+                      <a:fillRect/>
+                    </a:stretch>
+                  </pic:blipFill>
+                  <pic:spPr bwMode="auto">
+                    <a:xfrm>
+                      <a:off x="0" y="0"/>
+                      <a:ext cx="4450080" cy="2987040"/>
+                    </a:xfrm>
+                    <a:prstGeom prst="rect">
+                      <a:avLst/>
+                    </a:prstGeom>
+                    <a:noFill/>
+                    <a:ln>
+                      <a:noFill/>
+                    </a:ln>
+                  </pic:spPr>
+                </pic:pic>
+              </a:graphicData>
+            </a:graphic>
+          </wp:inline>
+        </w:drawing>
+      </w:r>
+    </w:p>
+    <w:p>
+      <w:pPr>
+        <w:rPr>
+          <w:sz w:val="32"/>
+          <w:szCs w:val="32"/>
+        </w:rPr>
+      </w:pPr>
+      <w:r>
+        <w:rPr>
+          <w:sz w:val="32"/>
+          <w:szCs w:val="32"/>
+        </w:rPr>
+        <w:t>Volunteers participating in Project Jeev's animal welfare initiative.</w:t>
+      </w:r>
+    </w:p>
+    <w:p>
+      <w:pPr>
+        <w:rPr>
+          <w:sz w:val="44"/>
+          <w:szCs w:val="44"/>
+          <w:u w:val="single"/>
+        </w:rPr>
+      </w:pPr>
+      <w:r>
+        <w:rPr>
+          <w:sz w:val="44"/>
+          <w:szCs w:val="44"/>
+          <w:u w:val="single"/>
+        </w:rPr>
+        <w:t xml:space="preserve">How does this act </w:t>
       </w:r>
       <w:proofErr w:type="gramStart"/>
       <w:r>
         <w:rPr>
           <w:sz w:val="44"/>
           <w:szCs w:val="44"/>
-        </w:rPr>
-        <w:t>as</w:t>
+          <w:u w:val="single"/>
+        </w:rPr>
+        <w:t>has</w:t>
       </w:r>
       <w:proofErr w:type="gramEnd"/>
       <w:r>
         <w:rPr>
           <w:sz w:val="44"/>
           <w:szCs w:val="44"/>
-        </w:rPr>
-        <w:t xml:space="preserve"> a small act but it has a vast imp</w:t>
-      </w:r>
-      <w:r>
-        <w:rPr>
-          <w:sz w:val="44"/>
-          <w:szCs w:val="44"/>
-        </w:rPr>
-        <w:t>act both animals &amp; society.</w:t>
-      </w:r>
-    </w:p>
-    <w:p>
-      <w:pPr>
-        <w:rPr>
-          <w:sz w:val="44"/>
-          <w:szCs w:val="44"/>
-        </w:rPr>
-      </w:pPr>
-      <w:r>
-        <w:rPr>
-          <w:sz w:val="44"/>
-          <w:szCs w:val="44"/>
-        </w:rPr>
-        <w:t>T</w:t>
-      </w:r>
-      <w:r>
-        <w:rPr>
-          <w:sz w:val="44"/>
-          <w:szCs w:val="44"/>
-        </w:rPr>
-        <w:t>hink of</w:t>
-      </w:r>
-      <w:r>
-        <w:rPr>
-          <w:sz w:val="44"/>
-          <w:szCs w:val="44"/>
-        </w:rPr>
-        <w:t xml:space="preserve"> a dog walking in your street</w:t>
-      </w:r>
-      <w:r>
-        <w:rPr>
-          <w:sz w:val="44"/>
-          <w:szCs w:val="44"/>
-        </w:rPr>
-        <w:t xml:space="preserve"> &amp; you just give </w:t>
-      </w:r>
-      <w:r>
-        <w:rPr>
-          <w:sz w:val="44"/>
-          <w:szCs w:val="44"/>
-        </w:rPr>
-        <w:t>i</w:t>
-      </w:r>
-      <w:r>
-        <w:rPr>
-          <w:sz w:val="44"/>
-          <w:szCs w:val="44"/>
-        </w:rPr>
-        <w:t>t a biscuit</w:t>
-      </w:r>
-      <w:r>
-        <w:rPr>
-          <w:sz w:val="44"/>
-          <w:szCs w:val="44"/>
-        </w:rPr>
-        <w:t xml:space="preserve">, the dog from next day will never leave you, </w:t>
-      </w:r>
-      <w:r>
-        <w:rPr>
-          <w:sz w:val="44"/>
-          <w:szCs w:val="44"/>
-        </w:rPr>
-        <w:t>it</w:t>
-      </w:r>
-      <w:r>
-        <w:rPr>
-          <w:sz w:val="44"/>
-          <w:szCs w:val="44"/>
-        </w:rPr>
-        <w:t xml:space="preserve"> finds you as it’s safe place. </w:t>
-      </w:r>
-    </w:p>
-    <w:p>
-      <w:pPr>
-        <w:rPr>
-          <w:sz w:val="44"/>
-          <w:szCs w:val="44"/>
-        </w:rPr>
-      </w:pPr>
-    </w:p>
-    <w:p>
-      <w:pPr>
-        <w:rPr>
-          <w:sz w:val="44"/>
-          <w:szCs w:val="44"/>
           <w:u w:val="single"/>
         </w:rPr>
-      </w:pPr>
-      <w:r>
+        <w:t xml:space="preserve"> impact on individuals?</w:t>
+      </w:r>
+    </w:p>
+    <w:p>
+      <w:pPr>
         <w:rPr>
           <w:sz w:val="44"/>
           <w:szCs w:val="44"/>
           <w:u w:val="single"/>
         </w:rPr>
-        <w:t>Why should we feed animals?</w:t>
-      </w:r>
-    </w:p>
-    <w:p>
-      <w:pPr>
-        <w:rPr>
-          <w:sz w:val="44"/>
-          <w:szCs w:val="44"/>
-        </w:rPr>
-      </w:pPr>
-      <w:r>
-        <w:rPr>
-          <w:sz w:val="44"/>
-          <w:szCs w:val="44"/>
-        </w:rPr>
-        <w:t xml:space="preserve">There are many animals who struggle to </w:t>
-      </w:r>
-      <w:r>
-        <w:rPr>
-          <w:sz w:val="44"/>
-          <w:szCs w:val="44"/>
-        </w:rPr>
-        <w:t>find</w:t>
-      </w:r>
-      <w:r>
-        <w:rPr>
-          <w:sz w:val="44"/>
-          <w:szCs w:val="44"/>
-        </w:rPr>
-        <w:t xml:space="preserve"> food due to the </w:t>
-      </w:r>
-      <w:r>
-        <w:rPr>
-          <w:sz w:val="44"/>
-          <w:szCs w:val="44"/>
-        </w:rPr>
-        <w:t>disturbance</w:t>
-      </w:r>
-      <w:r>
-        <w:rPr>
-          <w:sz w:val="44"/>
-          <w:szCs w:val="44"/>
-        </w:rPr>
-        <w:t xml:space="preserve"> in their </w:t>
-      </w:r>
-      <w:r>
-        <w:rPr>
-          <w:sz w:val="44"/>
-          <w:szCs w:val="44"/>
-        </w:rPr>
-        <w:t xml:space="preserve">natural </w:t>
-      </w:r>
-      <w:r>
-        <w:rPr>
-          <w:sz w:val="44"/>
-          <w:szCs w:val="44"/>
-        </w:rPr>
-        <w:t xml:space="preserve">habitat. </w:t>
-      </w:r>
-    </w:p>
-    <w:p>
-      <w:pPr>
-        <w:rPr>
-          <w:sz w:val="44"/>
-          <w:szCs w:val="44"/>
-        </w:rPr>
-      </w:pPr>
-      <w:r>
-        <w:rPr>
-          <w:sz w:val="44"/>
-          <w:szCs w:val="44"/>
-        </w:rPr>
-        <w:t xml:space="preserve">A simple act of feeding animals can </w:t>
-      </w:r>
-      <w:r>
-        <w:rPr>
-          <w:sz w:val="44"/>
-          <w:szCs w:val="44"/>
-        </w:rPr>
-        <w:t>support</w:t>
-      </w:r>
-      <w:r>
-        <w:rPr>
-          <w:sz w:val="44"/>
-          <w:szCs w:val="44"/>
-        </w:rPr>
-        <w:t xml:space="preserve"> their survival</w:t>
-      </w:r>
-      <w:r>
-        <w:rPr>
-          <w:sz w:val="44"/>
-          <w:szCs w:val="44"/>
-        </w:rPr>
-        <w:t xml:space="preserve"> </w:t>
-      </w:r>
-      <w:r>
-        <w:rPr>
-          <w:sz w:val="44"/>
-          <w:szCs w:val="44"/>
-        </w:rPr>
-        <w:t>and</w:t>
-      </w:r>
-      <w:r>
-        <w:rPr>
-          <w:sz w:val="44"/>
-          <w:szCs w:val="44"/>
-        </w:rPr>
-        <w:t xml:space="preserve"> contribute to</w:t>
-      </w:r>
-      <w:r>
-        <w:rPr>
-          <w:sz w:val="44"/>
-          <w:szCs w:val="44"/>
-        </w:rPr>
-        <w:t>wards</w:t>
-      </w:r>
-      <w:r>
-        <w:rPr>
-          <w:sz w:val="44"/>
-          <w:szCs w:val="44"/>
-        </w:rPr>
-        <w:t xml:space="preserve"> ecological system balance</w:t>
-      </w:r>
-      <w:r>
-        <w:rPr>
-          <w:sz w:val="44"/>
-          <w:szCs w:val="44"/>
-        </w:rPr>
-        <w:t xml:space="preserve"> by </w:t>
-      </w:r>
-      <w:r>
-        <w:rPr>
-          <w:sz w:val="44"/>
-          <w:szCs w:val="44"/>
-        </w:rPr>
-        <w:t xml:space="preserve">helping maintain healthy </w:t>
-      </w:r>
-      <w:r>
-        <w:rPr>
-          <w:sz w:val="44"/>
-          <w:szCs w:val="44"/>
-        </w:rPr>
-        <w:t>global food chains.</w:t>
-      </w:r>
-      <w:r>
-        <w:rPr>
-          <w:sz w:val="44"/>
-          <w:szCs w:val="44"/>
-        </w:rPr>
-        <w:t xml:space="preserve"> </w:t>
-      </w:r>
-    </w:p>
-    <w:p>
-      <w:pPr>
-        <w:rPr>
-          <w:sz w:val="44"/>
-          <w:szCs w:val="44"/>
-        </w:rPr>
-      </w:pPr>
-      <w:r>
-        <w:rPr>
-          <w:sz w:val="44"/>
-          <w:szCs w:val="44"/>
+      </w:pPr>
+      <w:r>
+        <w:rPr>
+          <w:noProof/>
+          <w:sz w:val="44"/>
+          <w:szCs w:val="44"/>
+          <w:u w:val="single"/>
         </w:rPr>
         <w:lastRenderedPageBreak/>
-        <w:t xml:space="preserve">Nowadays, </w:t>
-      </w:r>
-      <w:r>
-        <w:rPr>
-          <w:sz w:val="44"/>
-          <w:szCs w:val="44"/>
-        </w:rPr>
-        <w:t>rapid u</w:t>
-      </w:r>
-      <w:r>
-        <w:rPr>
-          <w:sz w:val="44"/>
-          <w:szCs w:val="44"/>
-        </w:rPr>
-        <w:t xml:space="preserve">rbanization </w:t>
-      </w:r>
-      <w:r>
-        <w:rPr>
-          <w:sz w:val="44"/>
-          <w:szCs w:val="44"/>
-        </w:rPr>
-        <w:t>has not only</w:t>
-      </w:r>
-      <w:r>
-        <w:rPr>
-          <w:sz w:val="44"/>
-          <w:szCs w:val="44"/>
-        </w:rPr>
-        <w:t xml:space="preserve"> </w:t>
-      </w:r>
-      <w:r>
-        <w:rPr>
-          <w:sz w:val="44"/>
-          <w:szCs w:val="44"/>
-        </w:rPr>
-        <w:t>affected</w:t>
-      </w:r>
-      <w:r>
-        <w:rPr>
-          <w:sz w:val="44"/>
-          <w:szCs w:val="44"/>
-        </w:rPr>
-        <w:t xml:space="preserve"> the human beings but have also impacted the animals</w:t>
-      </w:r>
-      <w:r>
-        <w:rPr>
-          <w:sz w:val="44"/>
-          <w:szCs w:val="44"/>
-        </w:rPr>
-        <w:t xml:space="preserve"> too</w:t>
-      </w:r>
-      <w:r>
-        <w:rPr>
-          <w:sz w:val="44"/>
-          <w:szCs w:val="44"/>
-        </w:rPr>
-        <w:t xml:space="preserve"> by reducing access to natural food sources</w:t>
-      </w:r>
-      <w:r>
-        <w:rPr>
-          <w:sz w:val="44"/>
-          <w:szCs w:val="44"/>
-        </w:rPr>
-        <w:t xml:space="preserve">. </w:t>
-      </w:r>
-      <w:r>
-        <w:rPr>
-          <w:sz w:val="44"/>
-          <w:szCs w:val="44"/>
-        </w:rPr>
-        <w:t>As cities expand</w:t>
-      </w:r>
-      <w:r>
-        <w:rPr>
-          <w:sz w:val="44"/>
-          <w:szCs w:val="44"/>
-        </w:rPr>
-        <w:t>,</w:t>
-      </w:r>
-      <w:r>
-        <w:rPr>
-          <w:sz w:val="44"/>
-          <w:szCs w:val="44"/>
-        </w:rPr>
-        <w:t xml:space="preserve"> </w:t>
-      </w:r>
-      <w:r>
-        <w:rPr>
-          <w:sz w:val="44"/>
-          <w:szCs w:val="44"/>
-        </w:rPr>
-        <w:t xml:space="preserve">animals lose their access to natural food sources. Hunger forces many animals </w:t>
-      </w:r>
-      <w:r>
-        <w:rPr>
-          <w:sz w:val="44"/>
-          <w:szCs w:val="44"/>
-        </w:rPr>
-        <w:t xml:space="preserve">to walk into human-populated areas in search for </w:t>
-      </w:r>
-      <w:r>
-        <w:rPr>
-          <w:sz w:val="44"/>
-          <w:szCs w:val="44"/>
-        </w:rPr>
-        <w:t>food &amp; water.</w:t>
-      </w:r>
-    </w:p>
-    <w:p>
-      <w:pPr>
-        <w:rPr>
-          <w:sz w:val="44"/>
-          <w:szCs w:val="44"/>
-        </w:rPr>
-      </w:pPr>
-      <w:r>
-        <w:rPr>
-          <w:sz w:val="44"/>
-          <w:szCs w:val="44"/>
-        </w:rPr>
-        <w:t>By feeding animals responsibly, we can help them to cope up with these challenges</w:t>
-      </w:r>
-      <w:r>
-        <w:rPr>
-          <w:sz w:val="44"/>
-          <w:szCs w:val="44"/>
-        </w:rPr>
-        <w:t>.</w:t>
-      </w:r>
-    </w:p>
-    <w:p>
-      <w:pPr>
-        <w:rPr>
-          <w:sz w:val="44"/>
-          <w:szCs w:val="44"/>
-        </w:rPr>
-      </w:pPr>
-    </w:p>
-    <w:p>
-      <w:pPr>
-        <w:rPr>
-          <w:sz w:val="44"/>
-          <w:szCs w:val="44"/>
-          <w:u w:val="single"/>
-        </w:rPr>
-      </w:pPr>
-      <w:r>
-        <w:rPr>
-          <w:sz w:val="44"/>
-          <w:szCs w:val="44"/>
-          <w:u w:val="single"/>
-        </w:rPr>
-        <w:t xml:space="preserve">How does this act </w:t>
-      </w:r>
-      <w:proofErr w:type="gramStart"/>
-      <w:r>
-        <w:rPr>
-          <w:sz w:val="44"/>
-          <w:szCs w:val="44"/>
-          <w:u w:val="single"/>
-        </w:rPr>
-        <w:t>has</w:t>
-      </w:r>
-      <w:proofErr w:type="gramEnd"/>
-      <w:r>
-        <w:rPr>
-          <w:sz w:val="44"/>
-          <w:szCs w:val="44"/>
-          <w:u w:val="single"/>
-        </w:rPr>
-        <w:t xml:space="preserve"> impact on individuals?</w:t>
-      </w:r>
-    </w:p>
-    <w:p>
-      <w:pPr>
-        <w:rPr>
-          <w:sz w:val="44"/>
-          <w:szCs w:val="44"/>
-          <w:u w:val="single"/>
-        </w:rPr>
-      </w:pPr>
-      <w:r>
-        <w:rPr>
-          <w:sz w:val="44"/>
-          <w:szCs w:val="44"/>
-          <w:u w:val="single"/>
-        </w:rPr>
         <w:drawing>
           <wp:inline distT="0" distB="0" distL="0" distR="0" wp14:anchorId="5591DC51" wp14:editId="57BDF0D5">
             <wp:extent cx="4382112" cy="3515216"/>
@@ -641,7 +535,7 @@
                     <pic:cNvPicPr/>
                   </pic:nvPicPr>
                   <pic:blipFill>
-                    <a:blip r:embed="rId4"/>
+                    <a:blip r:embed="rId5"/>
                     <a:stretch>
                       <a:fillRect/>
                     </a:stretch>
@@ -682,8 +576,734 @@
           <w:sz w:val="44"/>
           <w:szCs w:val="44"/>
         </w:rPr>
+        <w:t xml:space="preserve">Feeding animals can make us </w:t>
+      </w:r>
+      <w:r>
+        <w:rPr>
+          <w:sz w:val="44"/>
+          <w:szCs w:val="44"/>
+        </w:rPr>
+        <w:t>‘</w:t>
+      </w:r>
+      <w:r>
+        <w:rPr>
+          <w:sz w:val="44"/>
+          <w:szCs w:val="44"/>
+        </w:rPr>
+        <w:t>empathetic</w:t>
+      </w:r>
+      <w:r>
+        <w:rPr>
+          <w:sz w:val="44"/>
+          <w:szCs w:val="44"/>
+        </w:rPr>
+        <w:t>’</w:t>
+      </w:r>
+      <w:r>
+        <w:rPr>
+          <w:sz w:val="44"/>
+          <w:szCs w:val="44"/>
+        </w:rPr>
+        <w:t xml:space="preserve"> by understanding the needs &amp; struggle of living beings who cannot speak for themselves.</w:t>
+      </w:r>
+    </w:p>
+    <w:p>
+      <w:pPr>
+        <w:rPr>
+          <w:sz w:val="44"/>
+          <w:szCs w:val="44"/>
+        </w:rPr>
+      </w:pPr>
+      <w:r>
+        <w:rPr>
+          <w:sz w:val="44"/>
+          <w:szCs w:val="44"/>
+        </w:rPr>
+        <w:t xml:space="preserve">Feeding animals not </w:t>
+      </w:r>
+      <w:r>
+        <w:rPr>
+          <w:sz w:val="44"/>
+          <w:szCs w:val="44"/>
+        </w:rPr>
+        <w:t xml:space="preserve">only help them but also brings positive changes in individual’s character and mindset. </w:t>
+      </w:r>
+    </w:p>
+    <w:p>
+      <w:pPr>
+        <w:rPr>
+          <w:sz w:val="44"/>
+          <w:szCs w:val="44"/>
+        </w:rPr>
+      </w:pPr>
+    </w:p>
+    <w:p>
+      <w:pPr>
+        <w:rPr>
+          <w:sz w:val="44"/>
+          <w:szCs w:val="44"/>
+        </w:rPr>
+      </w:pPr>
+      <w:r>
+        <w:rPr>
+          <w:sz w:val="44"/>
+          <w:szCs w:val="44"/>
+        </w:rPr>
+        <w:t xml:space="preserve">This act can help in developing kindness </w:t>
+      </w:r>
+      <w:r>
+        <w:rPr>
+          <w:sz w:val="44"/>
+          <w:szCs w:val="44"/>
+        </w:rPr>
+        <w:t xml:space="preserve">in individuals </w:t>
+      </w:r>
+      <w:r>
+        <w:rPr>
+          <w:sz w:val="44"/>
+          <w:szCs w:val="44"/>
+        </w:rPr>
+        <w:t>by encouraging compassion, responsibility &amp; respect for all forms of life.</w:t>
+      </w:r>
+    </w:p>
+    <w:p>
+      <w:pPr>
+        <w:rPr>
+          <w:sz w:val="44"/>
+          <w:szCs w:val="44"/>
+        </w:rPr>
+      </w:pPr>
+    </w:p>
+    <w:p>
+      <w:pPr>
+        <w:rPr>
+          <w:sz w:val="44"/>
+          <w:szCs w:val="44"/>
+        </w:rPr>
+      </w:pPr>
+      <w:r>
+        <w:rPr>
+          <w:sz w:val="44"/>
+          <w:szCs w:val="44"/>
+        </w:rPr>
+        <w:t>When a hungry animal is fed, the happiness and trust shown by that animal can create a feeling of fulfilment that words cannot easily describe.</w:t>
+      </w:r>
+    </w:p>
+    <w:p>
+      <w:pPr>
+        <w:rPr>
+          <w:sz w:val="44"/>
+          <w:szCs w:val="44"/>
+        </w:rPr>
+      </w:pPr>
+      <w:r>
+        <w:rPr>
+          <w:sz w:val="44"/>
+          <w:szCs w:val="44"/>
+        </w:rPr>
+        <w:t>Regularly f</w:t>
+      </w:r>
+      <w:r>
+        <w:rPr>
+          <w:sz w:val="44"/>
+          <w:szCs w:val="44"/>
+        </w:rPr>
+        <w:t>eeding</w:t>
+      </w:r>
+      <w:r>
+        <w:rPr>
+          <w:sz w:val="44"/>
+          <w:szCs w:val="44"/>
+        </w:rPr>
+        <w:t xml:space="preserve"> animals </w:t>
+      </w:r>
+      <w:r>
+        <w:rPr>
+          <w:sz w:val="44"/>
+          <w:szCs w:val="44"/>
+        </w:rPr>
+        <w:t xml:space="preserve">creates a bond </w:t>
+      </w:r>
+      <w:r>
+        <w:rPr>
+          <w:sz w:val="44"/>
+          <w:szCs w:val="44"/>
+        </w:rPr>
+        <w:t xml:space="preserve">often </w:t>
+      </w:r>
+      <w:r>
+        <w:rPr>
+          <w:sz w:val="44"/>
+          <w:szCs w:val="44"/>
+        </w:rPr>
+        <w:t>re</w:t>
+      </w:r>
+      <w:r>
+        <w:rPr>
+          <w:sz w:val="44"/>
+          <w:szCs w:val="44"/>
+        </w:rPr>
+        <w:t>duce</w:t>
+      </w:r>
+      <w:r>
+        <w:rPr>
+          <w:sz w:val="44"/>
+          <w:szCs w:val="44"/>
+        </w:rPr>
+        <w:t>s</w:t>
+      </w:r>
+      <w:r>
+        <w:rPr>
+          <w:sz w:val="44"/>
+          <w:szCs w:val="44"/>
+        </w:rPr>
+        <w:t xml:space="preserve"> stress and anxiety level by re</w:t>
+      </w:r>
+      <w:r>
+        <w:rPr>
+          <w:sz w:val="44"/>
+          <w:szCs w:val="44"/>
+        </w:rPr>
+        <w:t>leasing</w:t>
+      </w:r>
+      <w:r>
+        <w:rPr>
+          <w:sz w:val="44"/>
+          <w:szCs w:val="44"/>
+        </w:rPr>
+        <w:t xml:space="preserve"> “happy hormone” </w:t>
+      </w:r>
+      <w:r>
+        <w:rPr>
+          <w:sz w:val="44"/>
+          <w:szCs w:val="44"/>
+        </w:rPr>
+        <w:t>like oxytocin and dopamine t</w:t>
+      </w:r>
+      <w:r>
+        <w:rPr>
+          <w:sz w:val="44"/>
+          <w:szCs w:val="44"/>
+        </w:rPr>
+        <w:t xml:space="preserve">hereby </w:t>
+      </w:r>
+      <w:r>
+        <w:rPr>
+          <w:sz w:val="44"/>
+          <w:szCs w:val="44"/>
+        </w:rPr>
+        <w:t>improving emotional well-being</w:t>
+      </w:r>
+      <w:r>
+        <w:rPr>
+          <w:sz w:val="44"/>
+          <w:szCs w:val="44"/>
+        </w:rPr>
+        <w:t>.</w:t>
+      </w:r>
+      <w:r>
+        <w:rPr>
+          <w:sz w:val="44"/>
+          <w:szCs w:val="44"/>
+        </w:rPr>
+        <w:t xml:space="preserve"> Many people experience happiness, satisfaction </w:t>
+      </w:r>
+      <w:r>
+        <w:rPr>
+          <w:sz w:val="44"/>
+          <w:szCs w:val="44"/>
+        </w:rPr>
+        <w:t xml:space="preserve">&amp; a sense of purpose when helping animals. </w:t>
+      </w:r>
+    </w:p>
+    <w:p>
+      <w:pPr>
+        <w:rPr>
+          <w:sz w:val="44"/>
+          <w:szCs w:val="44"/>
+        </w:rPr>
+      </w:pPr>
+      <w:r>
+        <w:rPr>
+          <w:sz w:val="44"/>
+          <w:szCs w:val="44"/>
+        </w:rPr>
+        <w:t>By feeding animals</w:t>
+      </w:r>
+      <w:r>
+        <w:rPr>
+          <w:sz w:val="44"/>
+          <w:szCs w:val="44"/>
+        </w:rPr>
+        <w:t>,</w:t>
+      </w:r>
+      <w:r>
+        <w:rPr>
+          <w:sz w:val="44"/>
+          <w:szCs w:val="44"/>
+        </w:rPr>
+        <w:t xml:space="preserve"> individual learn the importance of giving back to </w:t>
+      </w:r>
+      <w:r>
+        <w:rPr>
+          <w:sz w:val="44"/>
+          <w:szCs w:val="44"/>
+        </w:rPr>
+        <w:t>society.</w:t>
+      </w:r>
+    </w:p>
+    <w:p>
+      <w:pPr>
+        <w:rPr>
+          <w:sz w:val="44"/>
+          <w:szCs w:val="44"/>
+        </w:rPr>
+      </w:pPr>
+    </w:p>
+    <w:p>
+      <w:pPr>
+        <w:rPr>
+          <w:sz w:val="44"/>
+          <w:szCs w:val="44"/>
+        </w:rPr>
+      </w:pPr>
+    </w:p>
+    <w:p>
+      <w:pPr>
+        <w:rPr>
+          <w:sz w:val="44"/>
+          <w:szCs w:val="44"/>
+        </w:rPr>
+      </w:pPr>
+    </w:p>
+    <w:p>
+      <w:pPr>
+        <w:rPr>
+          <w:sz w:val="44"/>
+          <w:szCs w:val="44"/>
+        </w:rPr>
+      </w:pPr>
+    </w:p>
+    <w:p>
+      <w:pPr>
+        <w:rPr>
+          <w:sz w:val="44"/>
+          <w:szCs w:val="44"/>
+        </w:rPr>
+      </w:pPr>
+    </w:p>
+    <w:p>
+      <w:pPr>
+        <w:rPr>
+          <w:sz w:val="44"/>
+          <w:szCs w:val="44"/>
+          <w:u w:val="single"/>
+        </w:rPr>
+      </w:pPr>
+      <w:r>
+        <w:rPr>
+          <w:sz w:val="44"/>
+          <w:szCs w:val="44"/>
+          <w:u w:val="single"/>
+        </w:rPr>
+        <w:t xml:space="preserve">Impact on society: </w:t>
+      </w:r>
+    </w:p>
+    <w:p>
+      <w:pPr>
+        <w:rPr>
+          <w:sz w:val="44"/>
+          <w:szCs w:val="44"/>
+        </w:rPr>
+      </w:pPr>
+      <w:r>
+        <w:rPr>
+          <w:sz w:val="44"/>
+          <w:szCs w:val="44"/>
+        </w:rPr>
         <w:lastRenderedPageBreak/>
-        <w:t>Feeding animals can make u</w:t>
+        <w:t xml:space="preserve">Feeding animals creates a more compassionate &amp; responsible society. </w:t>
+      </w:r>
+    </w:p>
+    <w:p>
+      <w:pPr>
+        <w:rPr>
+          <w:sz w:val="44"/>
+          <w:szCs w:val="44"/>
+        </w:rPr>
+      </w:pPr>
+      <w:r>
+        <w:rPr>
+          <w:sz w:val="44"/>
+          <w:szCs w:val="44"/>
+        </w:rPr>
+        <w:t>When people think about this &amp; come together to care for hungry animals, it promotes kindness, empathy &amp; sense of social responsibility within the community &amp; also helps in spreading awareness.</w:t>
+      </w:r>
+    </w:p>
+    <w:p>
+      <w:pPr>
+        <w:rPr>
+          <w:sz w:val="44"/>
+          <w:szCs w:val="44"/>
+        </w:rPr>
+      </w:pPr>
+      <w:r>
+        <w:rPr>
+          <w:sz w:val="44"/>
+          <w:szCs w:val="44"/>
+        </w:rPr>
+        <w:t xml:space="preserve">Regular feeding of stray animals can also reduce their suffering &amp; also improve their overall health &amp; well-being. Healthy animals are better able to coexist peacefully with humans. </w:t>
+      </w:r>
+    </w:p>
+    <w:p>
+      <w:pPr>
+        <w:rPr>
+          <w:sz w:val="44"/>
+          <w:szCs w:val="44"/>
+        </w:rPr>
+      </w:pPr>
+      <w:r>
+        <w:rPr>
+          <w:sz w:val="44"/>
+          <w:szCs w:val="44"/>
+        </w:rPr>
+        <w:t xml:space="preserve">Community participation in animal welfare also encourages volunteering &amp; strengthens social bonds among people. </w:t>
+      </w:r>
+    </w:p>
+    <w:p>
+      <w:pPr>
+        <w:rPr>
+          <w:sz w:val="44"/>
+          <w:szCs w:val="44"/>
+        </w:rPr>
+      </w:pPr>
+    </w:p>
+    <w:p>
+      <w:pPr>
+        <w:rPr>
+          <w:sz w:val="44"/>
+          <w:szCs w:val="44"/>
+        </w:rPr>
+      </w:pPr>
+    </w:p>
+    <w:p>
+      <w:pPr>
+        <w:rPr>
+          <w:sz w:val="44"/>
+          <w:szCs w:val="44"/>
+        </w:rPr>
+      </w:pPr>
+    </w:p>
+    <w:p>
+      <w:pPr>
+        <w:rPr>
+          <w:sz w:val="44"/>
+          <w:szCs w:val="44"/>
+        </w:rPr>
+      </w:pPr>
+    </w:p>
+    <w:p>
+      <w:pPr>
+        <w:rPr>
+          <w:sz w:val="44"/>
+          <w:szCs w:val="44"/>
+        </w:rPr>
+      </w:pPr>
+    </w:p>
+    <w:p>
+      <w:pPr>
+        <w:rPr>
+          <w:color w:val="F2F2F2" w:themeColor="background1" w:themeShade="F2"/>
+          <w:sz w:val="44"/>
+          <w:szCs w:val="44"/>
+        </w:rPr>
+      </w:pPr>
+      <w:r>
+        <w:rPr>
+          <w:sz w:val="44"/>
+          <w:szCs w:val="44"/>
+          <w:u w:val="single"/>
+        </w:rPr>
+        <w:t>Environm</w:t>
+      </w:r>
+      <w:r>
+        <w:rPr>
+          <w:sz w:val="44"/>
+          <w:szCs w:val="44"/>
+          <w:u w:val="single"/>
+        </w:rPr>
+        <w:t>e</w:t>
+      </w:r>
+      <w:r>
+        <w:rPr>
+          <w:sz w:val="44"/>
+          <w:szCs w:val="44"/>
+          <w:u w:val="single"/>
+        </w:rPr>
+        <w:t>ntal Sustainability:</w:t>
+      </w:r>
+      <w:r>
+        <w:rPr>
+          <w:color w:val="F2F2F2" w:themeColor="background1" w:themeShade="F2"/>
+          <w:sz w:val="44"/>
+          <w:szCs w:val="44"/>
+        </w:rPr>
+        <w:t xml:space="preserve"> f</w:t>
+      </w:r>
+    </w:p>
+    <w:p>
+      <w:pPr>
+        <w:rPr>
+          <w:sz w:val="44"/>
+          <w:szCs w:val="44"/>
+        </w:rPr>
+      </w:pPr>
+      <w:r>
+        <w:rPr>
+          <w:sz w:val="44"/>
+          <w:szCs w:val="44"/>
+        </w:rPr>
+        <w:lastRenderedPageBreak/>
+        <w:t xml:space="preserve">Feeding animals plays an important role in </w:t>
+      </w:r>
+      <w:r>
+        <w:rPr>
+          <w:sz w:val="44"/>
+          <w:szCs w:val="44"/>
+        </w:rPr>
+        <w:t xml:space="preserve">supporting to the environmental sustainability and maintaining ecological balance. </w:t>
+      </w:r>
+      <w:r>
+        <w:rPr>
+          <w:sz w:val="44"/>
+          <w:szCs w:val="44"/>
+        </w:rPr>
+        <w:t>Animals play an important role in maintaining natural food chains and biodiversity.</w:t>
+      </w:r>
+      <w:r>
+        <w:rPr>
+          <w:sz w:val="44"/>
+          <w:szCs w:val="44"/>
+        </w:rPr>
+        <w:t xml:space="preserve"> </w:t>
+      </w:r>
+      <w:r>
+        <w:rPr>
+          <w:sz w:val="44"/>
+          <w:szCs w:val="44"/>
+        </w:rPr>
+        <w:t>when animals are healthy &amp; well-nourished</w:t>
+      </w:r>
+      <w:r>
+        <w:rPr>
+          <w:sz w:val="44"/>
+          <w:szCs w:val="44"/>
+        </w:rPr>
+        <w:t>, they are better able to perform their role in maintain biodiversity</w:t>
+      </w:r>
+      <w:r>
+        <w:rPr>
+          <w:sz w:val="44"/>
+          <w:szCs w:val="44"/>
+        </w:rPr>
+        <w:t>.</w:t>
+      </w:r>
+    </w:p>
+    <w:p>
+      <w:pPr>
+        <w:rPr>
+          <w:sz w:val="44"/>
+          <w:szCs w:val="44"/>
+        </w:rPr>
+      </w:pPr>
+      <w:r>
+        <w:rPr>
+          <w:sz w:val="44"/>
+          <w:szCs w:val="44"/>
+        </w:rPr>
+        <w:t xml:space="preserve">Responsible animal feeding can also reduce scavenging &amp; waste related issues. </w:t>
+      </w:r>
+      <w:r>
+        <w:rPr>
+          <w:sz w:val="44"/>
+          <w:szCs w:val="44"/>
+        </w:rPr>
+        <w:t xml:space="preserve">Hungry animals often search through garbage in search for their food, which can lead to environmental pollution &amp; health concerns. </w:t>
+      </w:r>
+      <w:r>
+        <w:rPr>
+          <w:sz w:val="44"/>
+          <w:szCs w:val="44"/>
+        </w:rPr>
+        <w:t xml:space="preserve">By providing proper food &amp; water this problem could be </w:t>
+      </w:r>
+      <w:r>
+        <w:rPr>
+          <w:sz w:val="44"/>
+          <w:szCs w:val="44"/>
+        </w:rPr>
+        <w:t>reduced.</w:t>
+      </w:r>
+    </w:p>
+    <w:p>
+      <w:pPr>
+        <w:rPr>
+          <w:sz w:val="44"/>
+          <w:szCs w:val="44"/>
+        </w:rPr>
+      </w:pPr>
+      <w:r>
+        <w:rPr>
+          <w:sz w:val="44"/>
+          <w:szCs w:val="44"/>
+        </w:rPr>
+        <w:t>It encourages people to respect &amp; care for other living beings</w:t>
+      </w:r>
+      <w:r>
+        <w:rPr>
+          <w:sz w:val="44"/>
+          <w:szCs w:val="44"/>
+        </w:rPr>
+        <w:t>, creating a more compassionate &amp; sustainable environment for future generations.</w:t>
+      </w:r>
+    </w:p>
+    <w:p>
+      <w:pPr>
+        <w:rPr>
+          <w:sz w:val="44"/>
+          <w:szCs w:val="44"/>
+        </w:rPr>
+      </w:pPr>
+    </w:p>
+    <w:p>
+      <w:pPr>
+        <w:rPr>
+          <w:sz w:val="44"/>
+          <w:szCs w:val="44"/>
+        </w:rPr>
+      </w:pPr>
+    </w:p>
+    <w:p>
+      <w:pPr>
+        <w:rPr>
+          <w:sz w:val="44"/>
+          <w:szCs w:val="44"/>
+        </w:rPr>
+      </w:pPr>
+    </w:p>
+    <w:p>
+      <w:pPr>
+        <w:rPr>
+          <w:sz w:val="44"/>
+          <w:szCs w:val="44"/>
+          <w:u w:val="single"/>
+        </w:rPr>
+      </w:pPr>
+      <w:r>
+        <w:rPr>
+          <w:sz w:val="44"/>
+          <w:szCs w:val="44"/>
+          <w:u w:val="single"/>
+        </w:rPr>
+        <w:t xml:space="preserve">How </w:t>
+      </w:r>
+      <w:r>
+        <w:rPr>
+          <w:sz w:val="44"/>
+          <w:szCs w:val="44"/>
+          <w:u w:val="single"/>
+        </w:rPr>
+        <w:t>is project Jeev</w:t>
+      </w:r>
+      <w:r>
+        <w:rPr>
+          <w:sz w:val="44"/>
+          <w:szCs w:val="44"/>
+          <w:u w:val="single"/>
+        </w:rPr>
+        <w:t xml:space="preserve"> making a difference?</w:t>
+      </w:r>
+    </w:p>
+    <w:p>
+      <w:pPr>
+        <w:rPr>
+          <w:sz w:val="44"/>
+          <w:szCs w:val="44"/>
+        </w:rPr>
+      </w:pPr>
+      <w:r>
+        <w:rPr>
+          <w:sz w:val="44"/>
+          <w:szCs w:val="44"/>
+        </w:rPr>
+        <w:lastRenderedPageBreak/>
+        <w:t xml:space="preserve">Initiatives such as Project Jeev by </w:t>
+      </w:r>
+      <w:proofErr w:type="spellStart"/>
+      <w:r>
+        <w:rPr>
+          <w:sz w:val="44"/>
+          <w:szCs w:val="44"/>
+        </w:rPr>
+        <w:t>InAmigos</w:t>
+      </w:r>
+      <w:proofErr w:type="spellEnd"/>
+      <w:r>
+        <w:rPr>
+          <w:sz w:val="44"/>
+          <w:szCs w:val="44"/>
+        </w:rPr>
+        <w:t xml:space="preserve"> Foundation are playing an impo</w:t>
+      </w:r>
+      <w:r>
+        <w:rPr>
+          <w:sz w:val="44"/>
+          <w:szCs w:val="44"/>
+        </w:rPr>
+        <w:t xml:space="preserve">rtant role in promoting animal welfare &amp; social responsibility. </w:t>
+      </w:r>
+      <w:r>
+        <w:rPr>
+          <w:sz w:val="44"/>
+          <w:szCs w:val="44"/>
+        </w:rPr>
+        <w:t xml:space="preserve">Through animal feeding drives &amp; awareness activities, </w:t>
+      </w:r>
+      <w:r>
+        <w:rPr>
+          <w:sz w:val="44"/>
+          <w:szCs w:val="44"/>
+        </w:rPr>
+        <w:t xml:space="preserve">this project encourages people to understand the importance of caring for animals &amp; protecting the environment. </w:t>
+      </w:r>
+      <w:r>
+        <w:rPr>
+          <w:sz w:val="44"/>
+          <w:szCs w:val="44"/>
+        </w:rPr>
+        <w:t xml:space="preserve">Such initiatives </w:t>
+      </w:r>
+      <w:r>
+        <w:rPr>
+          <w:sz w:val="44"/>
+          <w:szCs w:val="44"/>
+        </w:rPr>
+        <w:t>inspire</w:t>
+      </w:r>
+      <w:r>
+        <w:rPr>
+          <w:sz w:val="44"/>
+          <w:szCs w:val="44"/>
+        </w:rPr>
+        <w:t xml:space="preserve"> individuals to take small but a </w:t>
+      </w:r>
+      <w:proofErr w:type="gramStart"/>
+      <w:r>
+        <w:rPr>
+          <w:sz w:val="44"/>
+          <w:szCs w:val="44"/>
+        </w:rPr>
+        <w:t>meaningful step</w:t>
       </w:r>
       <w:r>
         <w:rPr>
@@ -692,200 +1312,60 @@
         </w:rPr>
         <w:t>s</w:t>
       </w:r>
-      <w:r>
-        <w:rPr>
-          <w:sz w:val="44"/>
-          <w:szCs w:val="44"/>
-        </w:rPr>
-        <w:t xml:space="preserve"> </w:t>
-      </w:r>
-      <w:r>
-        <w:rPr>
-          <w:sz w:val="44"/>
-          <w:szCs w:val="44"/>
-        </w:rPr>
-        <w:t>‘</w:t>
-      </w:r>
-      <w:r>
-        <w:rPr>
-          <w:sz w:val="44"/>
-          <w:szCs w:val="44"/>
-        </w:rPr>
-        <w:t>empathetic</w:t>
-      </w:r>
-      <w:r>
-        <w:rPr>
-          <w:sz w:val="44"/>
-          <w:szCs w:val="44"/>
-        </w:rPr>
-        <w:t>’</w:t>
-      </w:r>
-      <w:r>
-        <w:rPr>
-          <w:sz w:val="44"/>
-          <w:szCs w:val="44"/>
-        </w:rPr>
-        <w:t xml:space="preserve"> by understanding the needs &amp; struggle of living beings who cannot speak for themselves</w:t>
-      </w:r>
-      <w:r>
-        <w:rPr>
-          <w:sz w:val="44"/>
-          <w:szCs w:val="44"/>
-        </w:rPr>
-        <w:t>.</w:t>
-      </w:r>
-    </w:p>
-    <w:p>
-      <w:pPr>
-        <w:rPr>
-          <w:sz w:val="44"/>
-          <w:szCs w:val="44"/>
-        </w:rPr>
-      </w:pPr>
-      <w:r>
-        <w:rPr>
-          <w:sz w:val="44"/>
-          <w:szCs w:val="44"/>
-        </w:rPr>
-        <w:t xml:space="preserve">Feeding animals not </w:t>
-      </w:r>
-      <w:r>
-        <w:rPr>
-          <w:sz w:val="44"/>
-          <w:szCs w:val="44"/>
-        </w:rPr>
-        <w:t xml:space="preserve">only help them but also brings positive changes in individual’s character and mindset. </w:t>
-      </w:r>
-    </w:p>
-    <w:p>
-      <w:pPr>
-        <w:rPr>
-          <w:sz w:val="44"/>
-          <w:szCs w:val="44"/>
-        </w:rPr>
-      </w:pPr>
-    </w:p>
-    <w:p>
-      <w:pPr>
-        <w:rPr>
-          <w:sz w:val="44"/>
-          <w:szCs w:val="44"/>
-        </w:rPr>
-      </w:pPr>
-      <w:r>
-        <w:rPr>
-          <w:sz w:val="44"/>
-          <w:szCs w:val="44"/>
-        </w:rPr>
-        <w:t xml:space="preserve">This act can help in developing kindness </w:t>
-      </w:r>
-      <w:r>
-        <w:rPr>
-          <w:sz w:val="44"/>
-          <w:szCs w:val="44"/>
-        </w:rPr>
-        <w:t xml:space="preserve">in individuals </w:t>
-      </w:r>
-      <w:r>
-        <w:rPr>
-          <w:sz w:val="44"/>
-          <w:szCs w:val="44"/>
-        </w:rPr>
-        <w:t>by encouraging compassion, responsibility &amp; respect for all forms of life.</w:t>
-      </w:r>
-    </w:p>
-    <w:p>
-      <w:pPr>
-        <w:rPr>
-          <w:sz w:val="44"/>
-          <w:szCs w:val="44"/>
-        </w:rPr>
-      </w:pPr>
-    </w:p>
-    <w:p>
-      <w:pPr>
-        <w:rPr>
-          <w:sz w:val="44"/>
-          <w:szCs w:val="44"/>
-        </w:rPr>
-      </w:pPr>
-      <w:r>
-        <w:rPr>
-          <w:sz w:val="44"/>
-          <w:szCs w:val="44"/>
-        </w:rPr>
-        <w:t xml:space="preserve">When a hungry animal is fed, the happiness and trust shown by that animal can create a feeling of </w:t>
-      </w:r>
-      <w:r>
-        <w:rPr>
-          <w:sz w:val="44"/>
-          <w:szCs w:val="44"/>
-        </w:rPr>
-        <w:t>fulfilment</w:t>
-      </w:r>
-      <w:r>
-        <w:rPr>
-          <w:sz w:val="44"/>
-          <w:szCs w:val="44"/>
-        </w:rPr>
-        <w:t xml:space="preserve"> that words cannot easily describe.</w:t>
-      </w:r>
-    </w:p>
-    <w:p>
-      <w:pPr>
-        <w:rPr>
-          <w:sz w:val="44"/>
-          <w:szCs w:val="44"/>
-        </w:rPr>
-      </w:pPr>
-      <w:r>
-        <w:rPr>
-          <w:sz w:val="44"/>
-          <w:szCs w:val="44"/>
-        </w:rPr>
-        <w:t>Regularly f</w:t>
-      </w:r>
-      <w:r>
-        <w:rPr>
-          <w:sz w:val="44"/>
-          <w:szCs w:val="44"/>
-        </w:rPr>
-        <w:t>eeding</w:t>
-      </w:r>
-      <w:r>
-        <w:rPr>
-          <w:sz w:val="44"/>
-          <w:szCs w:val="44"/>
-        </w:rPr>
-        <w:t xml:space="preserve"> animals </w:t>
-      </w:r>
-      <w:r>
-        <w:rPr>
-          <w:sz w:val="44"/>
-          <w:szCs w:val="44"/>
-        </w:rPr>
-        <w:t xml:space="preserve">creates a bond </w:t>
-      </w:r>
-      <w:r>
-        <w:rPr>
-          <w:sz w:val="44"/>
-          <w:szCs w:val="44"/>
-        </w:rPr>
-        <w:t xml:space="preserve">often </w:t>
-      </w:r>
-      <w:r>
-        <w:rPr>
-          <w:sz w:val="44"/>
-          <w:szCs w:val="44"/>
-        </w:rPr>
-        <w:t>re</w:t>
-      </w:r>
-      <w:r>
-        <w:rPr>
-          <w:sz w:val="44"/>
-          <w:szCs w:val="44"/>
-        </w:rPr>
-        <w:t>duce</w:t>
+      <w:proofErr w:type="gramEnd"/>
+      <w:r>
+        <w:rPr>
+          <w:sz w:val="44"/>
+          <w:szCs w:val="44"/>
+        </w:rPr>
+        <w:t xml:space="preserve"> towards creating a compassionate society. </w:t>
+      </w:r>
+      <w:r>
+        <w:rPr>
+          <w:sz w:val="44"/>
+          <w:szCs w:val="44"/>
+        </w:rPr>
+        <w:t>Project Jeev demonstrates how collective efforts can positively impact both animals &amp; society.</w:t>
+      </w:r>
+    </w:p>
+    <w:p>
+      <w:pPr>
+        <w:rPr>
+          <w:sz w:val="44"/>
+          <w:szCs w:val="44"/>
+        </w:rPr>
+      </w:pPr>
+    </w:p>
+    <w:p>
+      <w:pPr>
+        <w:rPr>
+          <w:sz w:val="44"/>
+          <w:szCs w:val="44"/>
+          <w:u w:val="single"/>
+        </w:rPr>
+      </w:pPr>
+      <w:r>
+        <w:rPr>
+          <w:sz w:val="44"/>
+          <w:szCs w:val="44"/>
+          <w:u w:val="single"/>
+        </w:rPr>
+        <w:t xml:space="preserve">Conclusion: </w:t>
+      </w:r>
+    </w:p>
+    <w:p>
+      <w:pPr>
+        <w:rPr>
+          <w:sz w:val="44"/>
+          <w:szCs w:val="44"/>
+        </w:rPr>
+      </w:pPr>
+      <w:r>
+        <w:rPr>
+          <w:sz w:val="44"/>
+          <w:szCs w:val="44"/>
+        </w:rPr>
+        <w:t>Feeding animals is a simple act of kindness that creates a positive impact on individuals, society &amp; environment. It helps animal</w:t>
       </w:r>
       <w:r>
         <w:rPr>
@@ -899,353 +1379,55 @@
           <w:sz w:val="44"/>
           <w:szCs w:val="44"/>
         </w:rPr>
-        <w:t xml:space="preserve"> stress and anxiety level by re</w:t>
-      </w:r>
-      <w:r>
-        <w:rPr>
-          <w:sz w:val="44"/>
-          <w:szCs w:val="44"/>
-        </w:rPr>
-        <w:t>leasing</w:t>
-      </w:r>
-      <w:r>
-        <w:rPr>
-          <w:sz w:val="44"/>
-          <w:szCs w:val="44"/>
-        </w:rPr>
-        <w:t xml:space="preserve"> “happy hormone” </w:t>
-      </w:r>
-      <w:r>
-        <w:rPr>
-          <w:sz w:val="44"/>
-          <w:szCs w:val="44"/>
-        </w:rPr>
-        <w:t>like oxytocin and dopamine t</w:t>
-      </w:r>
-      <w:r>
-        <w:rPr>
-          <w:sz w:val="44"/>
-          <w:szCs w:val="44"/>
-        </w:rPr>
-        <w:t xml:space="preserve">hereby </w:t>
-      </w:r>
-      <w:r>
-        <w:rPr>
-          <w:sz w:val="44"/>
-          <w:szCs w:val="44"/>
-        </w:rPr>
-        <w:t>improving emotional well-being</w:t>
-      </w:r>
-      <w:r>
-        <w:rPr>
-          <w:sz w:val="44"/>
-          <w:szCs w:val="44"/>
-        </w:rPr>
-        <w:t>.</w:t>
-      </w:r>
-      <w:r>
-        <w:rPr>
-          <w:sz w:val="44"/>
-          <w:szCs w:val="44"/>
-        </w:rPr>
-        <w:t xml:space="preserve"> Many people experience happiness, satisfaction </w:t>
-      </w:r>
-      <w:r>
-        <w:rPr>
-          <w:sz w:val="44"/>
-          <w:szCs w:val="44"/>
-        </w:rPr>
-        <w:t xml:space="preserve">&amp; a sense of purpose when helping animals. </w:t>
-      </w:r>
-    </w:p>
-    <w:p>
-      <w:pPr>
-        <w:rPr>
-          <w:sz w:val="44"/>
-          <w:szCs w:val="44"/>
-        </w:rPr>
-      </w:pPr>
-      <w:r>
-        <w:rPr>
-          <w:sz w:val="44"/>
-          <w:szCs w:val="44"/>
-        </w:rPr>
-        <w:lastRenderedPageBreak/>
-        <w:t xml:space="preserve">By feeding animals individual learns the importance of giving back to </w:t>
-      </w:r>
-      <w:r>
-        <w:rPr>
-          <w:sz w:val="44"/>
-          <w:szCs w:val="44"/>
-        </w:rPr>
-        <w:t>society.</w:t>
-      </w:r>
-    </w:p>
-    <w:p>
-      <w:pPr>
-        <w:rPr>
-          <w:sz w:val="44"/>
-          <w:szCs w:val="44"/>
-        </w:rPr>
-      </w:pPr>
-    </w:p>
-    <w:p>
-      <w:pPr>
-        <w:rPr>
-          <w:color w:val="F2F2F2" w:themeColor="background1" w:themeShade="F2"/>
-          <w:sz w:val="44"/>
-          <w:szCs w:val="44"/>
-        </w:rPr>
-      </w:pPr>
-      <w:r>
-        <w:rPr>
-          <w:sz w:val="44"/>
-          <w:szCs w:val="44"/>
-          <w:u w:val="single"/>
-        </w:rPr>
-        <w:t>Environm</w:t>
-      </w:r>
-      <w:r>
-        <w:rPr>
-          <w:sz w:val="44"/>
-          <w:szCs w:val="44"/>
-          <w:u w:val="single"/>
-        </w:rPr>
-        <w:t>e</w:t>
-      </w:r>
-      <w:r>
-        <w:rPr>
-          <w:sz w:val="44"/>
-          <w:szCs w:val="44"/>
-          <w:u w:val="single"/>
-        </w:rPr>
-        <w:t>ntal Sustainability:</w:t>
-      </w:r>
-      <w:r>
-        <w:rPr>
-          <w:color w:val="F2F2F2" w:themeColor="background1" w:themeShade="F2"/>
-          <w:sz w:val="44"/>
-          <w:szCs w:val="44"/>
-        </w:rPr>
-        <w:t xml:space="preserve"> f</w:t>
-      </w:r>
-    </w:p>
-    <w:p>
-      <w:pPr>
-        <w:rPr>
-          <w:sz w:val="44"/>
-          <w:szCs w:val="44"/>
-        </w:rPr>
-      </w:pPr>
-      <w:r>
-        <w:rPr>
-          <w:sz w:val="44"/>
-          <w:szCs w:val="44"/>
-        </w:rPr>
-        <w:t xml:space="preserve">Feeding animals plays an important role in </w:t>
-      </w:r>
-      <w:r>
-        <w:rPr>
-          <w:sz w:val="44"/>
-          <w:szCs w:val="44"/>
-        </w:rPr>
-        <w:t xml:space="preserve">supporting to the environmental sustainability and maintaining ecological balance. </w:t>
-      </w:r>
-      <w:r>
-        <w:rPr>
-          <w:sz w:val="44"/>
-          <w:szCs w:val="44"/>
-        </w:rPr>
-        <w:t>Animals too contribute to the natural food chain in some way, when animals are healthy &amp; well-nourished</w:t>
-      </w:r>
-      <w:r>
-        <w:rPr>
-          <w:sz w:val="44"/>
-          <w:szCs w:val="44"/>
-        </w:rPr>
-        <w:t>, they are better able to perform their role in maintain biodiversity</w:t>
-      </w:r>
-      <w:r>
-        <w:rPr>
-          <w:sz w:val="44"/>
-          <w:szCs w:val="44"/>
-        </w:rPr>
-        <w:t>.</w:t>
-      </w:r>
-    </w:p>
-    <w:p>
-      <w:pPr>
-        <w:rPr>
-          <w:sz w:val="44"/>
-          <w:szCs w:val="44"/>
-        </w:rPr>
-      </w:pPr>
-      <w:r>
-        <w:rPr>
-          <w:sz w:val="44"/>
-          <w:szCs w:val="44"/>
-        </w:rPr>
-        <w:t xml:space="preserve">Responsible animal feeding can also reduce scavenging &amp; waste related issues. </w:t>
-      </w:r>
-      <w:r>
-        <w:rPr>
-          <w:sz w:val="44"/>
-          <w:szCs w:val="44"/>
-        </w:rPr>
-        <w:t xml:space="preserve">Hungry animals often search through garbage in search for their food, which can lead to environmental pollution &amp; health concerns. </w:t>
-      </w:r>
-      <w:r>
-        <w:rPr>
-          <w:sz w:val="44"/>
-          <w:szCs w:val="44"/>
-        </w:rPr>
-        <w:t xml:space="preserve">By providing proper food &amp; water this problem could be </w:t>
-      </w:r>
-      <w:r>
-        <w:rPr>
-          <w:sz w:val="44"/>
-          <w:szCs w:val="44"/>
-        </w:rPr>
-        <w:t>reduced.</w:t>
-      </w:r>
-    </w:p>
-    <w:p>
-      <w:pPr>
-        <w:rPr>
-          <w:sz w:val="44"/>
-          <w:szCs w:val="44"/>
-        </w:rPr>
-      </w:pPr>
-      <w:r>
-        <w:rPr>
-          <w:sz w:val="44"/>
-          <w:szCs w:val="44"/>
-        </w:rPr>
-        <w:t>It encourages people to respect &amp; care for other living beings</w:t>
-      </w:r>
-      <w:r>
-        <w:rPr>
-          <w:sz w:val="44"/>
-          <w:szCs w:val="44"/>
-        </w:rPr>
-        <w:t>, creating a more compassionate &amp; sustainable environment for future generations.</w:t>
-      </w:r>
-    </w:p>
-    <w:p>
-      <w:pPr>
-        <w:rPr>
-          <w:sz w:val="44"/>
-          <w:szCs w:val="44"/>
-        </w:rPr>
-      </w:pPr>
-    </w:p>
-    <w:p>
-      <w:pPr>
-        <w:rPr>
-          <w:sz w:val="44"/>
-          <w:szCs w:val="44"/>
-          <w:u w:val="single"/>
-        </w:rPr>
-      </w:pPr>
-      <w:r>
-        <w:rPr>
-          <w:sz w:val="44"/>
-          <w:szCs w:val="44"/>
-          <w:u w:val="single"/>
-        </w:rPr>
-        <w:lastRenderedPageBreak/>
-        <w:t xml:space="preserve">Impact on society: </w:t>
-      </w:r>
-    </w:p>
-    <w:p>
-      <w:pPr>
-        <w:rPr>
-          <w:sz w:val="44"/>
-          <w:szCs w:val="44"/>
-        </w:rPr>
-      </w:pPr>
-      <w:r>
-        <w:rPr>
-          <w:sz w:val="44"/>
-          <w:szCs w:val="44"/>
-        </w:rPr>
-        <w:t xml:space="preserve">Feeding animals creates a more compassionate &amp; responsible </w:t>
-      </w:r>
-      <w:r>
-        <w:rPr>
-          <w:sz w:val="44"/>
-          <w:szCs w:val="44"/>
-        </w:rPr>
-        <w:t xml:space="preserve">society. </w:t>
-      </w:r>
-    </w:p>
-    <w:p>
-      <w:pPr>
-        <w:rPr>
-          <w:sz w:val="44"/>
-          <w:szCs w:val="44"/>
-        </w:rPr>
-      </w:pPr>
-    </w:p>
-    <w:p>
-      <w:pPr>
-        <w:rPr>
-          <w:sz w:val="44"/>
-          <w:szCs w:val="44"/>
-        </w:rPr>
-      </w:pPr>
-    </w:p>
-    <w:p>
-      <w:pPr>
-        <w:rPr>
-          <w:sz w:val="44"/>
-          <w:szCs w:val="44"/>
-        </w:rPr>
-      </w:pPr>
-    </w:p>
-    <w:p>
-      <w:pPr>
-        <w:rPr>
-          <w:sz w:val="44"/>
-          <w:szCs w:val="44"/>
-        </w:rPr>
-      </w:pPr>
-    </w:p>
-    <w:p>
-      <w:pPr>
-        <w:rPr>
-          <w:sz w:val="44"/>
-          <w:szCs w:val="44"/>
-        </w:rPr>
-      </w:pPr>
-      <w:r>
-        <w:rPr>
-          <w:sz w:val="44"/>
-          <w:szCs w:val="44"/>
-        </w:rPr>
-        <w:t xml:space="preserve">it keeps waiting to see you, it </w:t>
-      </w:r>
-      <w:r>
-        <w:rPr>
-          <w:sz w:val="44"/>
-          <w:szCs w:val="44"/>
-        </w:rPr>
-        <w:t>keeps an eye on</w:t>
-      </w:r>
-      <w:r>
-        <w:rPr>
-          <w:sz w:val="44"/>
-          <w:szCs w:val="44"/>
-        </w:rPr>
-        <w:t xml:space="preserve"> </w:t>
-      </w:r>
-      <w:r>
-        <w:rPr>
-          <w:sz w:val="44"/>
-          <w:szCs w:val="44"/>
-        </w:rPr>
-        <w:t xml:space="preserve">your home like an unpaid security when you are not there. </w:t>
-      </w:r>
+        <w:t xml:space="preserve"> survive, encourages compassion among people &amp; contributes to ecological balance. By supporting initiatives </w:t>
+      </w:r>
+      <w:r>
+        <w:rPr>
+          <w:sz w:val="44"/>
+          <w:szCs w:val="44"/>
+        </w:rPr>
+        <w:t>such as Project Jeev &amp; practicing responsible animal feeding, we can build a more caring, sustainable &amp; inclusive world for all living beings.</w:t>
+      </w:r>
+    </w:p>
+    <w:p>
+      <w:pPr>
+        <w:rPr>
+          <w:sz w:val="44"/>
+          <w:szCs w:val="44"/>
+        </w:rPr>
+      </w:pPr>
+    </w:p>
+    <w:p>
+      <w:pPr>
+        <w:rPr>
+          <w:sz w:val="44"/>
+          <w:szCs w:val="44"/>
+        </w:rPr>
+      </w:pPr>
+    </w:p>
+    <w:p>
+      <w:pPr>
+        <w:rPr>
+          <w:sz w:val="44"/>
+          <w:szCs w:val="44"/>
+        </w:rPr>
+      </w:pPr>
+    </w:p>
+    <w:p>
+      <w:pPr>
+        <w:rPr>
+          <w:sz w:val="44"/>
+          <w:szCs w:val="44"/>
+        </w:rPr>
+      </w:pPr>
+    </w:p>
+    <w:p>
+      <w:pPr>
+        <w:rPr>
+          <w:sz w:val="44"/>
+          <w:szCs w:val="44"/>
+        </w:rPr>
+      </w:pPr>
     </w:p>
     <w:sectPr>
       <w:pgSz w:w="11906" w:h="16838"/>
